--- a/example_articles/countries/Multiple/2.countries_Multiple_New_York_Times.docx
+++ b/example_articles/countries/Multiple/2.countries_Multiple_New_York_Times.docx
@@ -29,17 +29,17 @@
     </w:p>
     <w:p>
       <w:r>
-        <w:t>Source File: NYT/46.DOCX</w:t>
+        <w:t>Source file: NYT/46.DOCX</w:t>
       </w:r>
     </w:p>
     <w:p>
       <w:r>
-        <w:t>Raw locations result: ['Brazil', 'Ethiopia', 'Kuwait', 'Mali']</w:t>
+        <w:t>Raw locations result, 'locations': ['Brazil', 'Ethiopia', 'Kuwait', 'Mali']</w:t>
       </w:r>
     </w:p>
     <w:p>
       <w:r>
-        <w:t>countries_stand_flat (Standardized): Multiple</w:t>
+        <w:t>Standardized locations result, 'countries_stand_flat': Multiple</w:t>
       </w:r>
     </w:p>
     <w:p>

--- a/example_articles/countries/Multiple/2.countries_Multiple_New_York_Times.docx
+++ b/example_articles/countries/Multiple/2.countries_Multiple_New_York_Times.docx
@@ -7,9 +7,9 @@
         <w:pStyle w:val="Heading1"/>
       </w:pPr>
       <w:r>
-        <w:t>THE 1992 CAMPAIGN: The Republicans;</w:t>
+        <w:t>THEATER REVIEW;</w:t>
         <w:br/>
-        <w:t>Bush Cites Arkansas Crime In Attack on Clinton Record</w:t>
+        <w:t>Dario Fo's Outraged Housewives</w:t>
       </w:r>
     </w:p>
     <w:p>
@@ -19,22 +19,22 @@
     </w:p>
     <w:p>
       <w:r>
-        <w:t>Date: 1992-09-29</w:t>
+        <w:t>Date: 1991-11-24</w:t>
       </w:r>
     </w:p>
     <w:p>
       <w:r>
-        <w:t>Section: Section A;; Section A; Page 19; Column 1; National Desk; Column 1;</w:t>
+        <w:t>Section: Section 12LI;; Section 12LI; Page 23; Column 1; Long Island Weekly Desk; Column 1;; Review</w:t>
       </w:r>
     </w:p>
     <w:p>
       <w:r>
-        <w:t>Source file: NYT/46.DOCX</w:t>
+        <w:t>Source file: NYT/31.DOCX</w:t>
       </w:r>
     </w:p>
     <w:p>
       <w:r>
-        <w:t>Raw locations result, 'locations': ['Brazil', 'Ethiopia', 'Kuwait', 'Mali']</w:t>
+        <w:t>Raw locations result, 'locations': ['Italy', 'United States']</w:t>
       </w:r>
     </w:p>
     <w:p>
@@ -51,69 +51,43 @@
     </w:p>
     <w:p>
       <w:r>
-        <w:t>President Bush made a new bid for support today on an issue that had served him well in the past, saying he would reduce crime in a second term by compelling Congress to pass a stalled anti-crime bill.</w:t>
+        <w:t>DARIO FO is Western Europe's most widely produced playwright. This phenomenally successful Italian satirist, actor, painter, musician, cinematographer, director, set and costume designer and political activist has been in the forefront of world theater for the last 40 years.</w:t>
         <w:br/>
-        <w:t>Declaring that the nation must now "win the peace," having won the cold war, the President listed an array of increased penalties and crimes that he said he would bring under Federal jurisdiction. He contrasted these proposals, most of which he has offered before, to the record that Gov. Bill Clinton has compiled on crime in Arkansas.</w:t>
+        <w:t>His creative social commentary has been condemned by groups as divergent as the Vatican, the Italian Communist Party and our own State Department, which continues to deny Mr. Fo a visa on the grounds that his presence is powerful enough to constitute a "clear and present danger" to the stability of the United States.</w:t>
         <w:br/>
-        <w:t>On the stages where he spoke today, Mr. Bush pitched his appeal to a beleaguered working class. In Dallas, he spoke from a platform constructed on the front steps of a former crack house. In St. Louis, Mr. Bush told an invited audience of supporters in the basement of a Catholic Church, "Americans want to take crime out of their neighborhoods and put the neighbors back."</w:t>
+        <w:t>Free speech and a free flow of ideas are still paramount, so fortunately the fruits of Mr. Fo's labor regularly slip across our borders. If State Department bureaucrats attended the theater, they might be comforted to discover that in practice, at least in many American productions, Mr. Fo's plays may be the cutting edge of political bubble bursters, but they are often too long to sustain the passionate waving of the red flag of revolution.</w:t>
+        <w:br/>
+        <w:t>In "We Won't Pay! We Won't Pay!" Mr. Fo's play at the Arena Players Repertory Theater in East Farmingdale through Dec. 15, the working class expresses its dissatisfaction with consumer-price increases that are not keeping up with workers' wages.</w:t>
+        <w:br/>
+        <w:t>This farce about outraged housewives had its English language debut in London in 1978, and what is both interesting and tragic at the same time is that the issues it raises seem to come right out of contemporary American newspapers.</w:t>
+        <w:br/>
+        <w:t>"We Won't Pay! We Won't Pay!" may be set in Milan, but the economic problems facing two women and their overworked hubands are no longer defined by national boundaries.</w:t>
+        <w:br/>
+        <w:t>Yet, as in so many political plays, the problems are defined, high cost of living and exploitation of the working classes, but solutions are given in amorphous terms. To suggest that Utopia will arrive when power is given to the people makes no more sense dramatically than it does economically or politically. In any case, a total suspension of disbelief is required.</w:t>
+        <w:br/>
+        <w:t>It does not, however, take a Marxist bent or even that of a moderate Democrat to appreciate the broadsided political humor in a Fo play. Serious situations, in this case economic recession, are pushed to the limits of absurdity.</w:t>
+        <w:br/>
+        <w:t>In this play, several women in a grocery store decide to stage an impromptu revolt against rising prices. They decide not to pay for their groceries, and in the ensuing confusion they walk off with any edible item they can grab.</w:t>
+        <w:br/>
+        <w:t>Frederic De Feis, who has directed the Arena production, has trimmed the script to good effect and has chosen a gentle approach to the sometimes heavyhanded political farce.</w:t>
+        <w:br/>
+        <w:t>The overall result is good fun, rather than left-wing theoretical bludgeoning, and although the approach dulls the satiric edge, it allows the genuine charm in the script to come through.</w:t>
+        <w:br/>
+        <w:t>Sunny Taylor handles the role of one of the rebellious housewives with cunning and wit. Her Antonia is a fast-talking quick-thinking woman who does not allow idealism to interfere with her pragmatic approach to life.</w:t>
+        <w:br/>
+        <w:t>Stephanie Bianca gives Margherita, the friend who follows Antonia into a cauldron of economic uprising, a fixed expression not unlike that of a deer caught in the headlights of a speeding automobile.</w:t>
+        <w:br/>
+        <w:t>Joseph Senzone is the blustery, law-and-order-comes-first husband of Antonia, a man who finally sees the need for a people's uprising. Patrick Burchill as Luigi, Margherita's husband, is a mirror image of his stunned wife. Joseph M. Mantello gives a rounded, zesty performance in the dual role of a sympathetic police sergeant and his hard-hearted lieutenant.</w:t>
+        <w:br/>
+        <w:t>"We Won't Pay! We Won't Pay!" is a delightful example of political theater and a gentle reminder that the more things change, the more they seem to remain mired in the same cliches.</w:t>
+        <w:br/>
+        <w:br/>
+        <w:t>Graphic</w:t>
+        <w:br/>
         <w:br/>
         <w:t xml:space="preserve"> </w:t>
         <w:br/>
-        <w:t>Hits Arkansas Crime Rate</w:t>
-        <w:br/>
-        <w:t xml:space="preserve"> He attacked Mr. Clinton as a leader who had failed to control a rising crime rate in Arkansas, and he suggested that the Democratic nominee would be unable to control it nationally.</w:t>
-        <w:br/>
-        <w:t>Mr. Bush said that Arkansas had spent too little on police protection and prisons and that its rate of violent crime had climbed faster than the national rate.</w:t>
-        <w:br/>
-        <w:t>"This kind of record is not right for Arkansas," he said, "and it is not right for America."</w:t>
-        <w:br/>
-        <w:t>George Stephanopoulos, the communications director for the Clinton campaign, did not deny the accuracy of the statistics cited by Mr. Bush, but instead went on the offensive, charging that Arkansas's increasing crime rate was part of a national surge in violent crime during the Republican administrations of the last 12 years.</w:t>
-        <w:br/>
-        <w:t>"George Bush going to St. Louis to talk about his record on crime is like Saddam Hussein going to Kuwait to talk about his record in fire fighting," Mr. Stephanopoulos told reporters in Little Rock, Ark. "George Bush has cut Federal support for local law enforcement. St. Louis, Little Rock and cities across the country have learned the hard way that it takes a lot more than photo opportunities to lower the crime rate."</w:t>
-        <w:br/>
-        <w:t>While acknowledging that Mr. Clinton must bear some responsibility for the crime rate during his five terms as Governor, Mr. Stephanopoulos pointed to a 6.2 percent drop in the per-capita crime rate in Arkansas during the first six months of 1992 as evidence that steps taken by the Clinton Administration were beginning to work.</w:t>
-        <w:br/>
-        <w:t xml:space="preserve"> </w:t>
-        <w:br/>
-        <w:t>Trades Barbs With Heckler</w:t>
-        <w:br/>
-        <w:t xml:space="preserve"> Mr. Bush's attacks on Mr. Clinton have grown more strident in recent days, and organizers at his events have gone to great lengths to block Clinton supporters from disrupting speeches.</w:t>
-        <w:br/>
-        <w:t>Today, when a heckler called Mr. Bush "Chicken George" and asked why he would not debate Mr. Clinton, the President broke away from his prepared text to steer attention to questions about Mr. Clinton's draft record and the pollution in Arkansas rivers caused by poultry waste.</w:t>
-        <w:br/>
-        <w:t>"May I say a word about the chicken question?" Mr. Bush asked. "You're talking about the draft-record chicken? Or are you talking about the chicken in the Arkansas River? Which one are you talking about? Which one? Get out of here. Maybe it's the draft. Is that what's bothering you?"</w:t>
-        <w:br/>
-        <w:t xml:space="preserve"> </w:t>
-        <w:br/>
-        <w:t>No No-Tax Pledge</w:t>
-        <w:br/>
-        <w:t xml:space="preserve"> This morning Mr. Bush said in an appearance on the ABC News program "Good Morning America" that he did not intend to raise taxes but that he would not make a pledge to that effect.</w:t>
-        <w:br/>
-        <w:t>" 'Pledge' has gotten to have a little political connotation of its own," Mr. Bush said. "I am going to hold the line on the taxes. I'm going to get them down." Asked if that meant there would be no new taxes, he said: "That's exactly what it means."</w:t>
-        <w:br/>
-        <w:t>Mr. Clinton has had some success this year on the crime issue, and the National Police Officers' Association endorsed him last month. Although Mr. Bush's aides issued a list of endorsements from small police groups, no national law enforcement groups have yet endorsed Mr. Bush this year.</w:t>
-        <w:br/>
-        <w:t xml:space="preserve"> </w:t>
-        <w:br/>
-        <w:t>Assails Carjacking</w:t>
-        <w:br/>
-        <w:t xml:space="preserve"> The President reserved his toughest language today to condemn the crime of carjacking, recently much-publicized incidents in which motorists were injured or killed when their vehicles were comandeered. The President described the "animal behavior" of criminals in some such cases and said the act should be a Federal offense.</w:t>
-        <w:br/>
-        <w:t>"These people have no place in a decent society," he said. "And as far as this President's concerned, they can go to jail, and they can stay in jail, and they can rot in jail for crimes like that."</w:t>
-        <w:br/>
-        <w:t>Copies of a position paper distributed by the campaign today stated that carjacking should be punishable by death.</w:t>
-        <w:br/>
-        <w:t>On Saturday, the Senate passed an amendment to a $34 billion tax bill that would allow life imprisonment for carjacking. The measure would also impose a life sentence for someone convicted of a carjacking that resulted in "serious bodily injury."</w:t>
-        <w:br/>
-        <w:t>The tax bill, however, includes other provisions that Mr. Bush opposes, and he has signaled in the past that he would veto the legislation.</w:t>
-        <w:br/>
-        <w:t>In his anti-crime speeches today, the President did not mention handgun control, nor did he address any of Mr. Clinton's anti-crime proposals, which include a waiting period for the purchase of handguns and hiring 100,000 police officers.</w:t>
-        <w:br/>
-        <w:t>But he called for mandatory AIDS tests for people arrested for sex offenses, making failure to pay child support a Federal crime, minimum sentences of 15 to 20 years for gang leaders who commit crimes, and increased penalties for the criminal use of a firearm.</w:t>
-        <w:br/>
-        <w:t>Much of what Mr. Bush proposed today is in the anti-crime legislation he has sent to Capitol Hill. But in repackaging it at a crucial time in the campaign, he is seeking to signal once again that he can be trusted to make the nation safe while Mr. Clinton cannot.</w:t>
-        <w:br/>
-        <w:t>"In too many places, our grandparents and grandchildren lock themselves behind the bars on their windows, afraid to come out from a jail called home," he said. "This simply must end."</w:t>
+        <w:t>Photo: Joseph Mantello, left, with Joseph Senzone in scene from "We Won't Pay! We Won't Pay!" at the Arena Players Repertory Theater in East Farmingdale.</w:t>
       </w:r>
     </w:p>
     <w:sectPr>

--- a/example_articles/countries/Multiple/2.countries_Multiple_New_York_Times.docx
+++ b/example_articles/countries/Multiple/2.countries_Multiple_New_York_Times.docx
@@ -7,9 +7,7 @@
         <w:pStyle w:val="Heading1"/>
       </w:pPr>
       <w:r>
-        <w:t>THEATER REVIEW;</w:t>
-        <w:br/>
-        <w:t>Dario Fo's Outraged Housewives</w:t>
+        <w:t>The Short Film, an Art Deserving a Longer Life</w:t>
       </w:r>
     </w:p>
     <w:p>
@@ -19,22 +17,22 @@
     </w:p>
     <w:p>
       <w:r>
-        <w:t>Date: 1991-11-24</w:t>
+        <w:t>Date: 2005-03-05</w:t>
       </w:r>
     </w:p>
     <w:p>
       <w:r>
-        <w:t>Section: Section 12LI;; Section 12LI; Page 23; Column 1; Long Island Weekly Desk; Column 1;; Review</w:t>
+        <w:t>Section: Section B; Column 1; The Arts/Cultural Desk; Pg. 9; CRITIC'S NOTEBOOK</w:t>
       </w:r>
     </w:p>
     <w:p>
       <w:r>
-        <w:t>Source file: NYT/31.DOCX</w:t>
+        <w:t>Source file: NYT/37.DOCX</w:t>
       </w:r>
     </w:p>
     <w:p>
       <w:r>
-        <w:t>Raw locations result, 'locations': ['Italy', 'United States']</w:t>
+        <w:t>Raw locations result, 'locations': ['England', 'Northern Ireland']</w:t>
       </w:r>
     </w:p>
     <w:p>
@@ -51,35 +49,37 @@
     </w:p>
     <w:p>
       <w:r>
-        <w:t>DARIO FO is Western Europe's most widely produced playwright. This phenomenally successful Italian satirist, actor, painter, musician, cinematographer, director, set and costume designer and political activist has been in the forefront of world theater for the last 40 years.</w:t>
+        <w:t xml:space="preserve">We all know about those actors who emerge for one glorious night, bask in the glory of an Oscar, then sink back into semi-obscurity: Louise Fletcher, Cuba Gooding Jr., more supporting-actress winners than you care to count. This is hard enough for one person. Must an entire genre suffer the same fate? </w:t>
         <w:br/>
-        <w:t>His creative social commentary has been condemned by groups as divergent as the Vatican, the Italian Communist Party and our own State Department, which continues to deny Mr. Fo a visa on the grounds that his presence is powerful enough to constitute a "clear and present danger" to the stability of the United States.</w:t>
+        <w:t xml:space="preserve"> I'm talking about short films. What other kind spurs us to channel-surf or order pizza when the Academy Award is about to be announced? We know there will be little or no chance to see the winner or the nominees, so why bother to find out who they are? </w:t>
         <w:br/>
-        <w:t>Free speech and a free flow of ideas are still paramount, so fortunately the fruits of Mr. Fo's labor regularly slip across our borders. If State Department bureaucrats attended the theater, they might be comforted to discover that in practice, at least in many American productions, Mr. Fo's plays may be the cutting edge of political bubble bursters, but they are often too long to sustain the passionate waving of the red flag of revolution.</w:t>
+        <w:t xml:space="preserve">  If the filmmakers are lucky, their shorts will make brief appearances on television. These films mostly play a closed circuit of (what else?) short-film festivals, hoping for prizes and exposure. It's as if short-story collections were sold only at book fairs and independent bookstores on special occasions.</w:t>
         <w:br/>
-        <w:t>In "We Won't Pay! We Won't Pay!" Mr. Fo's play at the Arena Players Repertory Theater in East Farmingdale through Dec. 15, the working class expresses its dissatisfaction with consumer-price increases that are not keeping up with workers' wages.</w:t>
+        <w:t xml:space="preserve"> Short films can be found in such high-quality, low-glamour places as human rights and children's film festivals. They also have brief, sometimes one-night-only runs in alternative movie theaters, libraries, museums and foreign cultural centers.</w:t>
         <w:br/>
-        <w:t>This farce about outraged housewives had its English language debut in London in 1978, and what is both interesting and tragic at the same time is that the issues it raises seem to come right out of contemporary American newspapers.</w:t>
+        <w:t xml:space="preserve"> Lucky me. This year I got to see the 10 live-action and animated shorts nominated for Oscars. (I wish I'd seen the documentaries, too.) It was one of the best movie afternoons I've had in ages. So many full-length features dawdle, then pick up force, only to drift off again. With a good short -- which runs from less than 5 to 20-something minutes -- there's no time for all that. There's time only for that primal movie experience: absolute immersion in another world. And because it happens so quickly, it feels miraculous. </w:t>
         <w:br/>
-        <w:t>"We Won't Pay! We Won't Pay!" may be set in Milan, but the economic problems facing two women and their overworked hubands are no longer defined by national boundaries.</w:t>
+        <w:t xml:space="preserve"> This year's nominees displayed an astonishing range of subjects: war (''Birthday Boy,'' ''Little Terrorist''); farce and black comedy (''Guard Dog,'' ''7:35 in The Morning''); kinetic colors (''Lorenzo''); luminous black-and-white (''Two Cars, One Night''). Nations, too: Spain, Australia, India, New Zealand, England, the United States. </w:t>
         <w:br/>
-        <w:t>Yet, as in so many political plays, the problems are defined, high cost of living and exploitation of the working classes, but solutions are given in amorphous terms. To suggest that Utopia will arrive when power is given to the people makes no more sense dramatically than it does economically or politically. In any case, a total suspension of disbelief is required.</w:t>
+        <w:t xml:space="preserve"> And now, the envelope please. The animation winner was ''Ryan,'' from Canada. It was the director Chris Landreth's tale of meeting Ryan Larkin, a pioneering animator whose bouts with cocaine and liquor have left him battling nightmares and mood swings in a homeless shelter. The emotions are raw; so is the way Mr. Landreth draws the human mind. Ryan's head looks like a botched medical experiment. Multicolored strings cross and twist; red spikes strike his glasses when he gets angry. Green rays hang in empty space. Clear thought has burned away. </w:t>
         <w:br/>
-        <w:t>It does not, however, take a Marxist bent or even that of a moderate Democrat to appreciate the broadsided political humor in a Fo play. Serious situations, in this case economic recession, are pushed to the limits of absurdity.</w:t>
+        <w:t xml:space="preserve"> Andrea Arnold's ''WASP'' was the live-action short film winner. Read that title with irony, please: ''WASP'' harks back to 1960's English working-class, slice-of-life films. We can't escape the intimate details of a single mother's life when she needs money for food, time for four young daughters and space for a love life. What worked best was the struggle between this desperation and the hopeful conventions of romantic comedy. What disappointed was the quick-fix ending. </w:t>
         <w:br/>
-        <w:t>In this play, several women in a grocery store decide to stage an impromptu revolt against rising prices. They decide not to pay for their groceries, and in the ensuing confusion they walk off with any edible item they can grab.</w:t>
+        <w:t xml:space="preserve"> New Zealand's ''Two Cars, One Night,'' by contrast, handled this kind of bittersweet mix in a fresh, elliptical way. Three kids sit in a parking lot outside a scruffy bar, waiting for their parents and trying not to watch all the grown-ups swagger in and out, flirting and preening. We watch their rituals unfold: the childhood taunts, the exchange of secrets, the flickers of adolescent curiosity. </w:t>
         <w:br/>
-        <w:t>Frederic De Feis, who has directed the Arena production, has trimmed the script to good effect and has chosen a gentle approach to the sometimes heavyhanded political farce.</w:t>
+        <w:t xml:space="preserve"> My choice, though, would have been ''Everything in This Country Must,'' a tale of armies and families in Northern Ireland. It was alive with rhythmic contrasts and shifts in feeling: speeding tanks and the quick, loud voices of soldiers; a farmer's impotent fury and the muted sexuality of his daughter. The director Gary McKendry and the writer Colum McCann brought a fierce lyricism to it all. </w:t>
         <w:br/>
-        <w:t>The overall result is good fun, rather than left-wing theoretical bludgeoning, and although the approach dulls the satiric edge, it allows the genuine charm in the script to come through.</w:t>
+        <w:t xml:space="preserve"> Now who wouldn't take a good short over the dreary previews that fill movie screens? </w:t>
         <w:br/>
-        <w:t>Sunny Taylor handles the role of one of the rebellious housewives with cunning and wit. Her Antonia is a fast-talking quick-thinking woman who does not allow idealism to interfere with her pragmatic approach to life.</w:t>
+        <w:t xml:space="preserve"> Maybe the people who make and market short films should start calling them videos. Maybe that would make them seem more commercial, less alien. After all, huge numbers watch the live-action, short-subject musicals known as music videos every hour and every day. </w:t>
         <w:br/>
-        <w:t>Stephanie Bianca gives Margherita, the friend who follows Antonia into a cauldron of economic uprising, a fixed expression not unlike that of a deer caught in the headlights of a speeding automobile.</w:t>
+        <w:t xml:space="preserve"> In the meantime, you can plunder history. Kino International, for instance, is selling a four-disc DVD set called ''Edison: The Invention of the Movies.'' Starting about 1890 and ending in 1918 during the First World War, it is virtually all shorts. And New Yorkers, at least, have even more options. Today and tomorrow the Harlem Film Festival is bringing an international roundup of mostly short films by and about women of color to Aaron Davis Hall. The New York International Children's Film Festival opened last night for three weekends of screenings. Next Saturday ''The Animation Show,'' a shorts festival, opens at Cinema Village. BAMkids, another children's festival with shorts, is next weekend at the Brooklyn Academy of Music. </w:t>
         <w:br/>
-        <w:t>Joseph Senzone is the blustery, law-and-order-comes-first husband of Antonia, a man who finally sees the need for a people's uprising. Patrick Burchill as Luigi, Margherita's husband, is a mirror image of his stunned wife. Joseph M. Mantello gives a rounded, zesty performance in the dual role of a sympathetic police sergeant and his hard-hearted lieutenant.</w:t>
+        <w:t xml:space="preserve"> Gather ye short films while ye may.</w:t>
         <w:br/>
-        <w:t>"We Won't Pay! We Won't Pay!" is a delightful example of political theater and a gentle reminder that the more things change, the more they seem to remain mired in the same cliches.</w:t>
+        <w:br/>
+        <w:br/>
+        <w:t>http://www.nytimes.com</w:t>
         <w:br/>
         <w:br/>
         <w:t>Graphic</w:t>
@@ -87,7 +87,7 @@
         <w:br/>
         <w:t xml:space="preserve"> </w:t>
         <w:br/>
-        <w:t>Photo: Joseph Mantello, left, with Joseph Senzone in scene from "We Won't Pay! We Won't Pay!" at the Arena Players Repertory Theater in East Farmingdale.</w:t>
+        <w:t>Photo: Chris Landreth's ''Ryan,'' this year's Oscar winner for best animated short, uses digital artistry to convey the troubled mind of Ryan Larkin, a pioneering Canadian animator who is now battling addiction and homelessness. (Photo by Copper Heart and National Film Board of Canada)</w:t>
       </w:r>
     </w:p>
     <w:sectPr>

--- a/example_articles/countries/Multiple/2.countries_Multiple_New_York_Times.docx
+++ b/example_articles/countries/Multiple/2.countries_Multiple_New_York_Times.docx
@@ -7,7 +7,7 @@
         <w:pStyle w:val="Heading1"/>
       </w:pPr>
       <w:r>
-        <w:t>The Short Film, an Art Deserving a Longer Life</w:t>
+        <w:t>How to Write a Love Letter; Tip</w:t>
       </w:r>
     </w:p>
     <w:p>
@@ -17,22 +17,22 @@
     </w:p>
     <w:p>
       <w:r>
-        <w:t>Date: 2005-03-05</w:t>
+        <w:t>Date: 2017-09-01</w:t>
       </w:r>
     </w:p>
     <w:p>
       <w:r>
-        <w:t>Section: Section B; Column 1; The Arts/Cultural Desk; Pg. 9; CRITIC'S NOTEBOOK</w:t>
+        <w:t>Section: MAGAZINE</w:t>
       </w:r>
     </w:p>
     <w:p>
       <w:r>
-        <w:t>Source file: NYT/37.DOCX</w:t>
+        <w:t>Source file: NYT/16.DOCX</w:t>
       </w:r>
     </w:p>
     <w:p>
       <w:r>
-        <w:t>Raw locations result, 'locations': ['England', 'Northern Ireland']</w:t>
+        <w:t>Raw locations result, 'locations': ['Italy', 'Canada']</w:t>
       </w:r>
     </w:p>
     <w:p>
@@ -49,45 +49,19 @@
     </w:p>
     <w:p>
       <w:r>
-        <w:t xml:space="preserve">We all know about those actors who emerge for one glorious night, bask in the glory of an Oscar, then sink back into semi-obscurity: Louise Fletcher, Cuba Gooding Jr., more supporting-actress winners than you care to count. This is hard enough for one person. Must an entire genre suffer the same fate? </w:t>
+        <w:t>''You need a minimum of one hour,'' says Sonia Cancian, an assistant professor of history at Zayed University in Dubai. Find a quiet place away from distractions and spend time just thinking about what you want to communicate. ''A letter has a remarkable way of transpiring feelings, emotions, honesty, sincerity and authenticity,'' says Cancian, who insists on the singular power of a love letter even in the era of more immediate communication methods like video chat or texting.</w:t>
         <w:br/>
-        <w:t xml:space="preserve"> I'm talking about short films. What other kind spurs us to channel-surf or order pizza when the Academy Award is about to be announced? We know there will be little or no chance to see the winner or the nominees, so why bother to find out who they are? </w:t>
+        <w:t>You don't have to be highly educated, or a natural poet, to write about love; it is enough to be heartfelt (and a bit hyperbolic). If you feel stymied, include shared cultural references to movies, song lyrics or novels. As part of her research, Cancian reviewed roughly 450 missives sent between two young, working-­class Italian lovers between 1946 and 1949, many of them trans-­Atlantic dispatches between Venice and Mont­real that contain snippets of opera libretto.</w:t>
         <w:br/>
-        <w:t xml:space="preserve">  If the filmmakers are lucky, their shorts will make brief appearances on television. These films mostly play a closed circuit of (what else?) short-film festivals, hoping for prizes and exposure. It's as if short-story collections were sold only at book fairs and independent bookstores on special occasions.</w:t>
+        <w:t>''Play with the notion of time,'' Cancian says — love letters often describe hours spent together as going quickly and hours spent apart as painfully slow. Writing about celestial bodies like constellations can help create a sense of intimacy, as if by looking skyward you can be drawn closer together by your mutual smallness against the immensity of galaxies.</w:t>
         <w:br/>
-        <w:t xml:space="preserve"> Short films can be found in such high-quality, low-glamour places as human rights and children's film festivals. They also have brief, sometimes one-night-only runs in alternative movie theaters, libraries, museums and foreign cultural centers.</w:t>
+        <w:t>But don't get too spacey. ''You have to strike a balance between poetry and descriptions of everyday life,'' Cancian says. Many of the hundreds of migrant letters Cancian has studied read like diaries, chronicling the mundanity of work, meals, weather. Be specific. ''When you're in love with someone, you want to know what world surrounds them,'' Cancian says. A love-­letter author should always write for an audience of one, despite the existence of an academic profession in which reading other people's letters is so important.</w:t>
         <w:br/>
-        <w:t xml:space="preserve"> Lucky me. This year I got to see the 10 live-action and animated shorts nominated for Oscars. (I wish I'd seen the documentaries, too.) It was one of the best movie afternoons I've had in ages. So many full-length features dawdle, then pick up force, only to drift off again. With a good short -- which runs from less than 5 to 20-something minutes -- there's no time for all that. There's time only for that primal movie experience: absolute immersion in another world. And because it happens so quickly, it feels miraculous. </w:t>
+        <w:t>In the post-­World War II letters Cancian researches, social mores of the time relegated sex and physical intimacy to the subtext. Today you can send erotic letters if you want, but subtlety sometimes proves more potent. ''Being very explicit about sex can take something away,'' she says. ''It leaves less to the imagination.''</w:t>
         <w:br/>
-        <w:t xml:space="preserve"> This year's nominees displayed an astonishing range of subjects: war (''Birthday Boy,'' ''Little Terrorist''); farce and black comedy (''Guard Dog,'' ''7:35 in The Morning''); kinetic colors (''Lorenzo''); luminous black-and-white (''Two Cars, One Night''). Nations, too: Spain, Australia, India, New Zealand, England, the United States. </w:t>
+        <w:t>Sign up for our newsletter to get the best of The New York Times Magazine delivered to your inbox every week.</w:t>
         <w:br/>
-        <w:t xml:space="preserve"> And now, the envelope please. The animation winner was ''Ryan,'' from Canada. It was the director Chris Landreth's tale of meeting Ryan Larkin, a pioneering animator whose bouts with cocaine and liquor have left him battling nightmares and mood swings in a homeless shelter. The emotions are raw; so is the way Mr. Landreth draws the human mind. Ryan's head looks like a botched medical experiment. Multicolored strings cross and twist; red spikes strike his glasses when he gets angry. Green rays hang in empty space. Clear thought has burned away. </w:t>
-        <w:br/>
-        <w:t xml:space="preserve"> Andrea Arnold's ''WASP'' was the live-action short film winner. Read that title with irony, please: ''WASP'' harks back to 1960's English working-class, slice-of-life films. We can't escape the intimate details of a single mother's life when she needs money for food, time for four young daughters and space for a love life. What worked best was the struggle between this desperation and the hopeful conventions of romantic comedy. What disappointed was the quick-fix ending. </w:t>
-        <w:br/>
-        <w:t xml:space="preserve"> New Zealand's ''Two Cars, One Night,'' by contrast, handled this kind of bittersweet mix in a fresh, elliptical way. Three kids sit in a parking lot outside a scruffy bar, waiting for their parents and trying not to watch all the grown-ups swagger in and out, flirting and preening. We watch their rituals unfold: the childhood taunts, the exchange of secrets, the flickers of adolescent curiosity. </w:t>
-        <w:br/>
-        <w:t xml:space="preserve"> My choice, though, would have been ''Everything in This Country Must,'' a tale of armies and families in Northern Ireland. It was alive with rhythmic contrasts and shifts in feeling: speeding tanks and the quick, loud voices of soldiers; a farmer's impotent fury and the muted sexuality of his daughter. The director Gary McKendry and the writer Colum McCann brought a fierce lyricism to it all. </w:t>
-        <w:br/>
-        <w:t xml:space="preserve"> Now who wouldn't take a good short over the dreary previews that fill movie screens? </w:t>
-        <w:br/>
-        <w:t xml:space="preserve"> Maybe the people who make and market short films should start calling them videos. Maybe that would make them seem more commercial, less alien. After all, huge numbers watch the live-action, short-subject musicals known as music videos every hour and every day. </w:t>
-        <w:br/>
-        <w:t xml:space="preserve"> In the meantime, you can plunder history. Kino International, for instance, is selling a four-disc DVD set called ''Edison: The Invention of the Movies.'' Starting about 1890 and ending in 1918 during the First World War, it is virtually all shorts. And New Yorkers, at least, have even more options. Today and tomorrow the Harlem Film Festival is bringing an international roundup of mostly short films by and about women of color to Aaron Davis Hall. The New York International Children's Film Festival opened last night for three weekends of screenings. Next Saturday ''The Animation Show,'' a shorts festival, opens at Cinema Village. BAMkids, another children's festival with shorts, is next weekend at the Brooklyn Academy of Music. </w:t>
-        <w:br/>
-        <w:t xml:space="preserve"> Gather ye short films while ye may.</w:t>
-        <w:br/>
-        <w:br/>
-        <w:br/>
-        <w:t>http://www.nytimes.com</w:t>
-        <w:br/>
-        <w:br/>
-        <w:t>Graphic</w:t>
-        <w:br/>
-        <w:br/>
-        <w:t xml:space="preserve"> </w:t>
-        <w:br/>
-        <w:t>Photo: Chris Landreth's ''Ryan,'' this year's Oscar winner for best animated short, uses digital artistry to convey the troubled mind of Ryan Larkin, a pioneering Canadian animator who is now battling addiction and homelessness. (Photo by Copper Heart and National Film Board of Canada)</w:t>
+        <w:t>DRAWING (DRAWING BY RADIO)</w:t>
       </w:r>
     </w:p>
     <w:sectPr>

--- a/example_articles/countries/Multiple/2.countries_Multiple_New_York_Times.docx
+++ b/example_articles/countries/Multiple/2.countries_Multiple_New_York_Times.docx
@@ -7,7 +7,7 @@
         <w:pStyle w:val="Heading1"/>
       </w:pPr>
       <w:r>
-        <w:t>How to Write a Love Letter; Tip</w:t>
+        <w:t>Deadly Skies</w:t>
       </w:r>
     </w:p>
     <w:p>
@@ -17,22 +17,22 @@
     </w:p>
     <w:p>
       <w:r>
-        <w:t>Date: 2017-09-01</w:t>
+        <w:t>Date: 2015-11-01</w:t>
       </w:r>
     </w:p>
     <w:p>
       <w:r>
-        <w:t>Section: MAGAZINE</w:t>
+        <w:t>Section: Section BR; Column 0; Book Review Desk; Pg. 17</w:t>
       </w:r>
     </w:p>
     <w:p>
       <w:r>
-        <w:t>Source file: NYT/16.DOCX</w:t>
+        <w:t>Source file: NYT/28.DOCX</w:t>
       </w:r>
     </w:p>
     <w:p>
       <w:r>
-        <w:t>Raw locations result, 'locations': ['Italy', 'Canada']</w:t>
+        <w:t>Raw locations result, 'locations': ['England', 'United Kingdom']</w:t>
       </w:r>
     </w:p>
     <w:p>
@@ -49,19 +49,38 @@
     </w:p>
     <w:p>
       <w:r>
-        <w:t>''You need a minimum of one hour,'' says Sonia Cancian, an assistant professor of history at Zayed University in Dubai. Find a quiet place away from distractions and spend time just thinking about what you want to communicate. ''A letter has a remarkable way of transpiring feelings, emotions, honesty, sincerity and authenticity,'' says Cancian, who insists on the singular power of a love letter even in the era of more immediate communication methods like video chat or texting.</w:t>
+        <w:t>LONDON FOGThe Biography By Christine L. CortonIllustrated. 391 pp. The Belknap Press/ ­Harvard University Press. $35.  How best to solve the pollution problems of a city sunk so deep within sulfurous clouds that it was described as hell on earth? Simply answered: Relocate all urban smoke-creating industry and encircle the metropolis of London with sweetly scented flowers and elegant hedges.</w:t>
         <w:br/>
-        <w:t>You don't have to be highly educated, or a natural poet, to write about love; it is enough to be heartfelt (and a bit hyperbolic). If you feel stymied, include shared cultural references to movies, song lyrics or novels. As part of her research, Cancian reviewed roughly 450 missives sent between two young, working-­class Italian lovers between 1946 and 1949, many of them trans-­Atlantic dispatches between Venice and Mont­real that contain snippets of opera libretto.</w:t>
+        <w:t xml:space="preserve">  It sounds like one of those wonderfully daffy Fabian schemes for the betterment of mankind that were embraced by the likes of George Bernard Shaw and the Webbs. In fact, as Christine L. Corton, a Cambridge scholar, reveals in her engrossing and magnificently researched new book, ''London Fog,'' this fragrant anti-smoke scheme was the brainchild of John Evelyn, the 17th-century diarist. King Charles II was said to be ''much pleas'd'' with Evelyn's idea, and a bill against the smoky nuisance was duly drafted. Then -- it's the mournful leitmotif of most of Corton's tale -- nothing was done. Nobody at the time, and nobody right up to the middle of the 20th century, was willing to put public health above business interests.</w:t>
         <w:br/>
-        <w:t>''Play with the notion of time,'' Cancian says — love letters often describe hours spent together as going quickly and hours spent apart as painfully slow. Writing about celestial bodies like constellations can help create a sense of intimacy, as if by looking skyward you can be drawn closer together by your mutual smallness against the immensity of galaxies.</w:t>
+        <w:t xml:space="preserve">  And yet it's a surprise to discover how beloved a feature of London life these multicolored fogs became. ''I am their painter,'' Whistler announced with characteristic modesty. Another dabbler, Claude Monet, fleeing besieged Paris in 1870, fell in love with London's vaporous, mutating clouds. Perched in a riverside room at the Savoy, he looked upon the familiar mist as his reliable collaborator. Confronted by a distressingly untypical instance of fog-free skies, Monet grew desperate: ''It seemed all my canvases were going for naught.'' He had to bide his time until ''little by little, as the fires were lit, the smoke and the mist returned.''</w:t>
         <w:br/>
-        <w:t>But don't get too spacey. ''You have to strike a balance between poetry and descriptions of everyday life,'' Cancian says. Many of the hundreds of migrant letters Cancian has studied read like diaries, chronicling the mundanity of work, meals, weather. Be specific. ''When you're in love with someone, you want to know what world surrounds them,'' Cancian says. A love-­letter author should always write for an audience of one, despite the existence of an academic profession in which reading other people's letters is so important.</w:t>
+        <w:t xml:space="preserve">  Visitors from abroad may have delighted in the fog, but homegrown artists lit candles and vainly scrubbed the grime from their gloom-filled studio windows. ''Give us light!'' Frederic Leighton pleaded to the unmoved guests at a Lord Mayor's banquet in 1882, begging them to have pity on the poor painter and his ''interminable hours, days and weeks of enforced idleness spent in the continuous contemplation of the ubiquitous yellow fog.'' J.M.W. Turner never finished his rendering of the smoke-swathed ''Thames Above Waterloo Bridge'' because it lacked a buyer.</w:t>
         <w:br/>
-        <w:t>In the post-­World War II letters Cancian researches, social mores of the time relegated sex and physical intimacy to the subtext. Today you can send erotic letters if you want, but subtlety sometimes proves more potent. ''Being very explicit about sex can take something away,'' she says. ''It leaves less to the imagination.''</w:t>
+        <w:t xml:space="preserve">  Writers were equally divided. In fiction, Robert Louis Stevenson deployed fog-­laden images and vaporous metaphors to create the sense of menace that enfolds the mysterious activities of virtuous Dr. Jekyll's evil other. In life, the gentle author (who suffered from respiratory problems all his life) attributed his own profound depressions to ''nothing more definite than a certain hue of brown,'' that same ''great chocolate-colored pall'' that hangs over the villainous Hyde.</w:t>
         <w:br/>
-        <w:t>Sign up for our newsletter to get the best of The New York Times Magazine delivered to your inbox every week.</w:t>
+        <w:t xml:space="preserve">  In contrast, Dickens reveled in fog, characterizing it, above all in ''Bleak House,'' as a venomous, slithering presence -- a force his admirer Joseph Conrad would aspire to match in ''The Secret Agent.'' Nathaniel Hawthorne, visiting the city, found moral lessons in London's fog, while Henry James gave it a social aspect (dank mists swirl through his working-class scenes). Mark Twain, barely visible to the tiny audiences who stumbled into a mist-veiled London lecture hall to hear him talk about ''roughing it,'' cut short that dismal effort.</w:t>
         <w:br/>
-        <w:t>DRAWING (DRAWING BY RADIO)</w:t>
+        <w:t xml:space="preserve">  Twain's complaints about the impenetrable murk alert us to the fact that London's yellow pea-soupers (a term that derives from a much despised broth) were not confined to its streets. It's fine to stand snugly beside Arthur Conan Doyle at a (closed) window above Baker Street while Sherlock Holmes imagines a murderer prowling through the foggy depths below, ''as the tiger does the jungle, unseen until he ­pounces.'' And it's funny (but also disquieting) to learn of a post-World War I service inside St. Paul's Cathedral when the fog hung so thickly that the text (''I Am the Light of the World'') boomed down from a pulpit that was lost from view.</w:t>
+        <w:br/>
+        <w:t xml:space="preserve">  The more serious side of Corton's book documents how business has taken precedence over humanity where London's history of pollution is concerned. A prevailing westerly wind meant that those dwelling to the east were always at most risk. Those who could afford it lived elsewhere: The east, where the Thames flows to Gravesend, was abandoned to the underclass. Those with enough means could always take flight from the inconvenient fog; the real sufferers were those with no escape, the voiceless poor.</w:t>
+        <w:br/>
+        <w:t xml:space="preserve">  East London's slum dwellers were of no interest to Victorian champions of free trade like John Bright. (A man who might plausibly have jumped from the pages of ''Hard Times,'' Bright boasted of having shot down every anti-smoke bill proposed in Parliament.) Lord Palmerston spoke up for choking East Enders in the 1850s, pointing a finger at the interests of the furnace owners (all living outside London) as opposed to their victims (all haplessly resident). A bill was passed, but there was little change. Eventually, another connection was established: between London's perpetual veil of smog and its citizens' cozily smoldering grates. The conclusion was obvious. Sadly, popular World War I songs like ''Keep the Home Fires Burning'' didn't do much to encourage the adoption of smokeless fuel.</w:t>
+        <w:br/>
+        <w:t xml:space="preserve">  It wasn't until what came to be known as the ''Great Killer Fog'' of 1952 that the casualty rate became impossible to ignore and the British press finally took up the cause. Harold Macmillan made cynical use of his powers as minister of housing to ensure that lung-friendly decisions would not be taken. It was left to a bullish M.P., Gerald Nabarro, to steer the Clean Air Act into law in 1956. Within a few years, even as the war against pollution was still in its infancy, the dreaded pea-soupers began to fade into mythology.</w:t>
+        <w:br/>
+        <w:t xml:space="preserve">  Corton's book combines meticulous social history with a wealth of eccentric detail. Thus we learn that London's ubiquitous plane trees were chosen for their shiny, fog-resistant foliage. And since Jack the Ripper actually went out to stalk his victims on fog-free nights, filmmakers had to fake the sort of dank, smoke-wreathed London scenes audiences craved. It's discoveries like these that make reading ''London Fog'' such an unusual, enthralling and enlightening experience.</w:t>
+        <w:br/>
+        <w:br/>
+        <w:t>http://www.nytimes.com/2015/11/01/books/review/london-fog-the-biography-by-christine-l-corton.html</w:t>
+        <w:br/>
+        <w:br/>
+        <w:t>Graphic</w:t>
+        <w:br/>
+        <w:br/>
+        <w:t xml:space="preserve"> </w:t>
+        <w:br/>
+        <w:t>PHOTO: Central London at night, 1936. (PHOTOGRAPH FROM GETTY IMAGES)</w:t>
       </w:r>
     </w:p>
     <w:sectPr>
